--- a/docs/Video Transcript.docx
+++ b/docs/Video Transcript.docx
@@ -14,15 +14,19 @@
         <w:t>🎬</w:t>
       </w:r>
       <w:r>
-        <w:t xml:space="preserve"> </w:t>
-      </w:r>
-      <w:proofErr w:type="spellStart"/>
-      <w:r>
-        <w:t>SalesPOC</w:t>
-      </w:r>
-      <w:proofErr w:type="spellEnd"/>
-      <w:r>
-        <w:t xml:space="preserve"> – </w:t>
+        <w:rPr>
+          <w:rFonts w:ascii="Segoe UI Emoji" w:hAnsi="Segoe UI Emoji" w:cs="Segoe UI Emoji"/>
+        </w:rPr>
+        <w:t>AI powered</w:t>
+      </w:r>
+      <w:r>
+        <w:t xml:space="preserve"> Sales</w:t>
+      </w:r>
+      <w:r>
+        <w:t xml:space="preserve"> Application</w:t>
+      </w:r>
+      <w:r>
+        <w:t xml:space="preserve">– </w:t>
       </w:r>
       <w:r>
         <w:t>Video Transcript</w:t>
@@ -42,15 +46,27 @@
         </w:rPr>
         <w:t xml:space="preserve">Hello, my name is Michael Yaacoub, and this is </w:t>
       </w:r>
-      <w:proofErr w:type="spellStart"/>
-      <w:r>
-        <w:rPr>
-          <w:sz w:val="22"/>
-          <w:szCs w:val="22"/>
-        </w:rPr>
-        <w:t>SalesPOC</w:t>
-      </w:r>
-      <w:proofErr w:type="spellEnd"/>
+      <w:r>
+        <w:rPr>
+          <w:sz w:val="22"/>
+          <w:szCs w:val="22"/>
+        </w:rPr>
+        <w:t xml:space="preserve">AI Powered </w:t>
+      </w:r>
+      <w:r>
+        <w:rPr>
+          <w:sz w:val="22"/>
+          <w:szCs w:val="22"/>
+        </w:rPr>
+        <w:t>Sales</w:t>
+      </w:r>
+      <w:r>
+        <w:rPr>
+          <w:sz w:val="22"/>
+          <w:szCs w:val="22"/>
+        </w:rPr>
+        <w:t xml:space="preserve"> Application</w:t>
+      </w:r>
       <w:r>
         <w:rPr>
           <w:sz w:val="22"/>
@@ -6157,6 +6173,7 @@
   <w:style w:type="character" w:default="1" w:styleId="DefaultParagraphFont">
     <w:name w:val="Default Paragraph Font"/>
     <w:uiPriority w:val="1"/>
+    <w:semiHidden/>
     <w:unhideWhenUsed/>
   </w:style>
   <w:style w:type="table" w:default="1" w:styleId="TableNormal">
